--- a/escola-de-obra/04-curso-fundacoes/kit/relatorio/parecer-fundacao.docx
+++ b/escola-de-obra/04-curso-fundacoes/kit/relatorio/parecer-fundacao.docx
@@ -49,7 +49,7 @@
           <w:color w:val="9C6500"/>
           <w:sz w:val="17"/>
         </w:rPr>
-        <w:t>COMO USAR: substitua o texto entre [colchetes]. Este parecer documenta a LEITURA, a TRIAGEM e o ACOMPANHAMENTO da execução; a definição e o dimensionamento da fundação são do projetista de fundações/geotécnico (NBR 6122). Apague esta nota ao finalizar.</w:t>
+        <w:t>COMO USAR: substitua o texto entre [colchetes]. Este parecer documenta a LEITURA, a TRIAGEM e o ACOMPANHAMENTO da execução; a definição e o dimensionamento da fundação são do projetista de fundações/geotécnico (NBR 6122:2019). Apague esta nota ao finalizar.</w:t>
       </w:r>
     </w:p>
     <w:p>
@@ -207,7 +207,7 @@
     </w:p>
     <w:p>
       <w:r>
-        <w:t>Este parecer NÃO constitui projeto de fundações. A escolha do tipo, o dimensionamento e a responsabilidade técnica pelo projeto são do projetista de fundações/geotécnico (NBR 6122). As hipóteses de triagem baseiam-se na sondagem e nas cargas informadas.</w:t>
+        <w:t>Este parecer NÃO constitui projeto de fundações. A escolha do tipo, o dimensionamento e a responsabilidade técnica pelo projeto são do projetista de fundações/geotécnico (NBR 6122:2019). As hipóteses de triagem baseiam-se na sondagem e nas cargas informadas.</w:t>
       </w:r>
     </w:p>
     <w:p>
@@ -237,7 +237,7 @@
           <w:i/>
           <w:color w:val="9C6500"/>
         </w:rPr>
-        <w:t>[SP-XX, dd/mm/aaaa — NBR 6484]</w:t>
+        <w:t>[SP-XX, dd/mm/aaaa — NBR 6484:2020]</w:t>
       </w:r>
     </w:p>
     <w:p>
@@ -315,7 +315,7 @@
           <w:color w:val="0E3A34"/>
           <w:sz w:val="26"/>
         </w:rPr>
-        <w:t>4. TRIAGEM (leitura à luz da NBR 6122)</w:t>
+        <w:t>4. TRIAGEM (leitura à luz da NBR 6122:2019)</w:t>
       </w:r>
     </w:p>
     <w:p>
